--- a/hin/docx/006.content.docx
+++ b/hin/docx/006.content.docx
@@ -438,18 +438,12 @@
           <w:lang w:val="hi_IN" w:bidi="hi_IN"/>
         </w:rPr>
       </w:r>
-      <w:hyperlink r:id="rId13">
-        <w:r>
-          <w:rPr>
-            <w:lang w:val="hi_IN" w:bidi="hi_IN"/>
-          </w:rPr>
-          <w:rPr>
-            <w:color w:val="0000EE"/>
-            <w:u w:val="single"/>
-          </w:rPr>
-          <w:t>1 पतरस 5:5–7</w:t>
-        </w:r>
-      </w:hyperlink>
+      <w:r>
+        <w:rPr>
+          <w:lang w:val="hi_IN" w:bidi="hi_IN"/>
+        </w:rPr>
+        <w:t>1 पतरस 5:5–7</w:t>
+      </w:r>
     </w:p>
     <w:p>
       <w:pPr>
@@ -462,18 +456,12 @@
           <w:lang w:val="hi_IN" w:bidi="hi_IN"/>
         </w:rPr>
       </w:r>
-      <w:hyperlink r:id="rId14">
-        <w:r>
-          <w:rPr>
-            <w:lang w:val="hi_IN" w:bidi="hi_IN"/>
-          </w:rPr>
-          <w:rPr>
-            <w:color w:val="0000EE"/>
-            <w:u w:val="single"/>
-          </w:rPr>
-          <w:t>2 शमूएल 22:47</w:t>
-        </w:r>
-      </w:hyperlink>
+      <w:r>
+        <w:rPr>
+          <w:lang w:val="hi_IN" w:bidi="hi_IN"/>
+        </w:rPr>
+        <w:t>2 शमूएल 22:47</w:t>
+      </w:r>
     </w:p>
     <w:p>
       <w:pPr>
@@ -486,18 +474,12 @@
           <w:lang w:val="hi_IN" w:bidi="hi_IN"/>
         </w:rPr>
       </w:r>
-      <w:hyperlink r:id="rId15">
-        <w:r>
-          <w:rPr>
-            <w:lang w:val="hi_IN" w:bidi="hi_IN"/>
-          </w:rPr>
-          <w:rPr>
-            <w:color w:val="0000EE"/>
-            <w:u w:val="single"/>
-          </w:rPr>
-          <w:t>प्रे.का. 5:31</w:t>
-        </w:r>
-      </w:hyperlink>
+      <w:r>
+        <w:rPr>
+          <w:lang w:val="hi_IN" w:bidi="hi_IN"/>
+        </w:rPr>
+        <w:t>प्रे.का. 5:31</w:t>
+      </w:r>
     </w:p>
     <w:p>
       <w:pPr>
@@ -510,18 +492,12 @@
           <w:lang w:val="hi_IN" w:bidi="hi_IN"/>
         </w:rPr>
       </w:r>
-      <w:hyperlink r:id="rId16">
-        <w:r>
-          <w:rPr>
-            <w:lang w:val="hi_IN" w:bidi="hi_IN"/>
-          </w:rPr>
-          <w:rPr>
-            <w:color w:val="0000EE"/>
-            <w:u w:val="single"/>
-          </w:rPr>
-          <w:t>फिलिप्पियों 2:9–11</w:t>
-        </w:r>
-      </w:hyperlink>
+      <w:r>
+        <w:rPr>
+          <w:lang w:val="hi_IN" w:bidi="hi_IN"/>
+        </w:rPr>
+        <w:t>फिलिप्पियों 2:9–11</w:t>
+      </w:r>
     </w:p>
     <w:p>
       <w:pPr>
@@ -802,18 +778,12 @@
           <w:lang w:val="hi_IN" w:bidi="hi_IN"/>
         </w:rPr>
       </w:r>
-      <w:hyperlink r:id="rId17">
-        <w:r>
-          <w:rPr>
-            <w:lang w:val="hi_IN" w:bidi="hi_IN"/>
-          </w:rPr>
-          <w:rPr>
-            <w:color w:val="0000EE"/>
-            <w:u w:val="single"/>
-          </w:rPr>
-          <w:t>1 शमूएल 09:12–13</w:t>
-        </w:r>
-      </w:hyperlink>
+      <w:r>
+        <w:rPr>
+          <w:lang w:val="hi_IN" w:bidi="hi_IN"/>
+        </w:rPr>
+        <w:t>1 शमूएल 09:12–13</w:t>
+      </w:r>
     </w:p>
     <w:p>
       <w:pPr>
@@ -826,18 +796,12 @@
           <w:lang w:val="hi_IN" w:bidi="hi_IN"/>
         </w:rPr>
       </w:r>
-      <w:hyperlink r:id="rId18">
-        <w:r>
-          <w:rPr>
-            <w:lang w:val="hi_IN" w:bidi="hi_IN"/>
-          </w:rPr>
-          <w:rPr>
-            <w:color w:val="0000EE"/>
-            <w:u w:val="single"/>
-          </w:rPr>
-          <w:t>2 राजा 16:3–4</w:t>
-        </w:r>
-      </w:hyperlink>
+      <w:r>
+        <w:rPr>
+          <w:lang w:val="hi_IN" w:bidi="hi_IN"/>
+        </w:rPr>
+        <w:t>2 राजा 16:3–4</w:t>
+      </w:r>
     </w:p>
     <w:p>
       <w:pPr>
@@ -850,18 +814,12 @@
           <w:lang w:val="hi_IN" w:bidi="hi_IN"/>
         </w:rPr>
       </w:r>
-      <w:hyperlink r:id="rId19">
-        <w:r>
-          <w:rPr>
-            <w:lang w:val="hi_IN" w:bidi="hi_IN"/>
-          </w:rPr>
-          <w:rPr>
-            <w:color w:val="0000EE"/>
-            <w:u w:val="single"/>
-          </w:rPr>
-          <w:t>आमोस 04:12–13</w:t>
-        </w:r>
-      </w:hyperlink>
+      <w:r>
+        <w:rPr>
+          <w:lang w:val="hi_IN" w:bidi="hi_IN"/>
+        </w:rPr>
+        <w:t>आमोस 04:12–13</w:t>
+      </w:r>
     </w:p>
     <w:p>
       <w:pPr>
@@ -874,18 +832,12 @@
           <w:lang w:val="hi_IN" w:bidi="hi_IN"/>
         </w:rPr>
       </w:r>
-      <w:hyperlink r:id="rId20">
-        <w:r>
-          <w:rPr>
-            <w:lang w:val="hi_IN" w:bidi="hi_IN"/>
-          </w:rPr>
-          <w:rPr>
-            <w:color w:val="0000EE"/>
-            <w:u w:val="single"/>
-          </w:rPr>
-          <w:t>व्यवस्थाविवरण 33:29</w:t>
-        </w:r>
-      </w:hyperlink>
+      <w:r>
+        <w:rPr>
+          <w:lang w:val="hi_IN" w:bidi="hi_IN"/>
+        </w:rPr>
+        <w:t>व्यवस्थाविवरण 33:29</w:t>
+      </w:r>
     </w:p>
     <w:p>
       <w:pPr>
@@ -898,18 +850,12 @@
           <w:lang w:val="hi_IN" w:bidi="hi_IN"/>
         </w:rPr>
       </w:r>
-      <w:hyperlink r:id="rId21">
-        <w:r>
-          <w:rPr>
-            <w:lang w:val="hi_IN" w:bidi="hi_IN"/>
-          </w:rPr>
-          <w:rPr>
-            <w:color w:val="0000EE"/>
-            <w:u w:val="single"/>
-          </w:rPr>
-          <w:t>यहेजकेल 06:1–3</w:t>
-        </w:r>
-      </w:hyperlink>
+      <w:r>
+        <w:rPr>
+          <w:lang w:val="hi_IN" w:bidi="hi_IN"/>
+        </w:rPr>
+        <w:t>यहेजकेल 06:1–3</w:t>
+      </w:r>
     </w:p>
     <w:p>
       <w:pPr>
@@ -922,18 +868,12 @@
           <w:lang w:val="hi_IN" w:bidi="hi_IN"/>
         </w:rPr>
       </w:r>
-      <w:hyperlink r:id="rId22">
-        <w:r>
-          <w:rPr>
-            <w:lang w:val="hi_IN" w:bidi="hi_IN"/>
-          </w:rPr>
-          <w:rPr>
-            <w:color w:val="0000EE"/>
-            <w:u w:val="single"/>
-          </w:rPr>
-          <w:t>हबक्कूक 03:18–19</w:t>
-        </w:r>
-      </w:hyperlink>
+      <w:r>
+        <w:rPr>
+          <w:lang w:val="hi_IN" w:bidi="hi_IN"/>
+        </w:rPr>
+        <w:t>हबक्कूक 03:18–19</w:t>
+      </w:r>
     </w:p>
     <w:p>
       <w:pPr>
@@ -1173,18 +1113,12 @@
           <w:lang w:val="hi_IN" w:bidi="hi_IN"/>
         </w:rPr>
       </w:r>
-      <w:hyperlink r:id="rId23">
-        <w:r>
-          <w:rPr>
-            <w:lang w:val="hi_IN" w:bidi="hi_IN"/>
-          </w:rPr>
-          <w:rPr>
-            <w:color w:val="0000EE"/>
-            <w:u w:val="single"/>
-          </w:rPr>
-          <w:t>विलापगीत 1:13</w:t>
-        </w:r>
-      </w:hyperlink>
+      <w:r>
+        <w:rPr>
+          <w:lang w:val="hi_IN" w:bidi="hi_IN"/>
+        </w:rPr>
+        <w:t>विलापगीत 1:13</w:t>
+      </w:r>
     </w:p>
     <w:p>
       <w:pPr>
@@ -1424,18 +1358,12 @@
           <w:lang w:val="hi_IN" w:bidi="hi_IN"/>
         </w:rPr>
       </w:r>
-      <w:hyperlink r:id="rId24">
-        <w:r>
-          <w:rPr>
-            <w:lang w:val="hi_IN" w:bidi="hi_IN"/>
-          </w:rPr>
-          <w:rPr>
-            <w:color w:val="0000EE"/>
-            <w:u w:val="single"/>
-          </w:rPr>
-          <w:t>1 इतिहास 5:21</w:t>
-        </w:r>
-      </w:hyperlink>
+      <w:r>
+        <w:rPr>
+          <w:lang w:val="hi_IN" w:bidi="hi_IN"/>
+        </w:rPr>
+        <w:t>1 इतिहास 5:21</w:t>
+      </w:r>
     </w:p>
     <w:p>
       <w:pPr>
@@ -1448,18 +1376,12 @@
           <w:lang w:val="hi_IN" w:bidi="hi_IN"/>
         </w:rPr>
       </w:r>
-      <w:hyperlink r:id="rId25">
-        <w:r>
-          <w:rPr>
-            <w:lang w:val="hi_IN" w:bidi="hi_IN"/>
-          </w:rPr>
-          <w:rPr>
-            <w:color w:val="0000EE"/>
-            <w:u w:val="single"/>
-          </w:rPr>
-          <w:t>2 इतिहास 9:1–2</w:t>
-        </w:r>
-      </w:hyperlink>
+      <w:r>
+        <w:rPr>
+          <w:lang w:val="hi_IN" w:bidi="hi_IN"/>
+        </w:rPr>
+        <w:t>2 इतिहास 9:1–2</w:t>
+      </w:r>
     </w:p>
     <w:p>
       <w:pPr>
@@ -1472,18 +1394,12 @@
           <w:lang w:val="hi_IN" w:bidi="hi_IN"/>
         </w:rPr>
       </w:r>
-      <w:hyperlink r:id="rId26">
-        <w:r>
-          <w:rPr>
-            <w:lang w:val="hi_IN" w:bidi="hi_IN"/>
-          </w:rPr>
-          <w:rPr>
-            <w:color w:val="0000EE"/>
-            <w:u w:val="single"/>
-          </w:rPr>
-          <w:t>निर्गमन 9:1–4</w:t>
-        </w:r>
-      </w:hyperlink>
+      <w:r>
+        <w:rPr>
+          <w:lang w:val="hi_IN" w:bidi="hi_IN"/>
+        </w:rPr>
+        <w:t>निर्गमन 9:1–4</w:t>
+      </w:r>
     </w:p>
     <w:p>
       <w:pPr>
@@ -1496,18 +1412,12 @@
           <w:lang w:val="hi_IN" w:bidi="hi_IN"/>
         </w:rPr>
       </w:r>
-      <w:hyperlink r:id="rId27">
-        <w:r>
-          <w:rPr>
-            <w:lang w:val="hi_IN" w:bidi="hi_IN"/>
-          </w:rPr>
-          <w:rPr>
-            <w:color w:val="0000EE"/>
-            <w:u w:val="single"/>
-          </w:rPr>
-          <w:t>मरकुस 10:25</w:t>
-        </w:r>
-      </w:hyperlink>
+      <w:r>
+        <w:rPr>
+          <w:lang w:val="hi_IN" w:bidi="hi_IN"/>
+        </w:rPr>
+        <w:t>मरकुस 10:25</w:t>
+      </w:r>
     </w:p>
     <w:p>
       <w:pPr>
@@ -1520,18 +1430,12 @@
           <w:lang w:val="hi_IN" w:bidi="hi_IN"/>
         </w:rPr>
       </w:r>
-      <w:hyperlink r:id="rId28">
-        <w:r>
-          <w:rPr>
-            <w:lang w:val="hi_IN" w:bidi="hi_IN"/>
-          </w:rPr>
-          <w:rPr>
-            <w:color w:val="0000EE"/>
-            <w:u w:val="single"/>
-          </w:rPr>
-          <w:t>मत्ती 3:4</w:t>
-        </w:r>
-      </w:hyperlink>
+      <w:r>
+        <w:rPr>
+          <w:lang w:val="hi_IN" w:bidi="hi_IN"/>
+        </w:rPr>
+        <w:t>मत्ती 3:4</w:t>
+      </w:r>
     </w:p>
     <w:p>
       <w:pPr>
@@ -1544,18 +1448,12 @@
           <w:lang w:val="hi_IN" w:bidi="hi_IN"/>
         </w:rPr>
       </w:r>
-      <w:hyperlink r:id="rId29">
-        <w:r>
-          <w:rPr>
-            <w:lang w:val="hi_IN" w:bidi="hi_IN"/>
-          </w:rPr>
-          <w:rPr>
-            <w:color w:val="0000EE"/>
-            <w:u w:val="single"/>
-          </w:rPr>
-          <w:t>मत्ती 19:23–24</w:t>
-        </w:r>
-      </w:hyperlink>
+      <w:r>
+        <w:rPr>
+          <w:lang w:val="hi_IN" w:bidi="hi_IN"/>
+        </w:rPr>
+        <w:t>मत्ती 19:23–24</w:t>
+      </w:r>
     </w:p>
     <w:p>
       <w:pPr>
@@ -1815,18 +1713,12 @@
           <w:lang w:val="hi_IN" w:bidi="hi_IN"/>
         </w:rPr>
       </w:r>
-      <w:hyperlink r:id="rId30">
-        <w:r>
-          <w:rPr>
-            <w:lang w:val="hi_IN" w:bidi="hi_IN"/>
-          </w:rPr>
-          <w:rPr>
-            <w:color w:val="0000EE"/>
-            <w:u w:val="single"/>
-          </w:rPr>
-          <w:t>उत्पत्ति 11:27–28</w:t>
-        </w:r>
-      </w:hyperlink>
+      <w:r>
+        <w:rPr>
+          <w:lang w:val="hi_IN" w:bidi="hi_IN"/>
+        </w:rPr>
+        <w:t>उत्पत्ति 11:27–28</w:t>
+      </w:r>
     </w:p>
     <w:p>
       <w:pPr>
@@ -1839,18 +1731,12 @@
           <w:lang w:val="hi_IN" w:bidi="hi_IN"/>
         </w:rPr>
       </w:r>
-      <w:hyperlink r:id="rId31">
-        <w:r>
-          <w:rPr>
-            <w:lang w:val="hi_IN" w:bidi="hi_IN"/>
-          </w:rPr>
-          <w:rPr>
-            <w:color w:val="0000EE"/>
-            <w:u w:val="single"/>
-          </w:rPr>
-          <w:t>उत्पत्ति 11:31–32</w:t>
-        </w:r>
-      </w:hyperlink>
+      <w:r>
+        <w:rPr>
+          <w:lang w:val="hi_IN" w:bidi="hi_IN"/>
+        </w:rPr>
+        <w:t>उत्पत्ति 11:31–32</w:t>
+      </w:r>
     </w:p>
     <w:p>
       <w:pPr>
@@ -2110,18 +1996,12 @@
           <w:lang w:val="hi_IN" w:bidi="hi_IN"/>
         </w:rPr>
       </w:r>
-      <w:hyperlink r:id="rId32">
-        <w:r>
-          <w:rPr>
-            <w:lang w:val="hi_IN" w:bidi="hi_IN"/>
-          </w:rPr>
-          <w:rPr>
-            <w:color w:val="0000EE"/>
-            <w:u w:val="single"/>
-          </w:rPr>
-          <w:t>1 राजा 15:4–6</w:t>
-        </w:r>
-      </w:hyperlink>
+      <w:r>
+        <w:rPr>
+          <w:lang w:val="hi_IN" w:bidi="hi_IN"/>
+        </w:rPr>
+        <w:t>1 राजा 15:4–6</w:t>
+      </w:r>
     </w:p>
     <w:p>
       <w:pPr>
@@ -2134,18 +2014,12 @@
           <w:lang w:val="hi_IN" w:bidi="hi_IN"/>
         </w:rPr>
       </w:r>
-      <w:hyperlink r:id="rId14">
-        <w:r>
-          <w:rPr>
-            <w:lang w:val="hi_IN" w:bidi="hi_IN"/>
-          </w:rPr>
-          <w:rPr>
-            <w:color w:val="0000EE"/>
-            <w:u w:val="single"/>
-          </w:rPr>
-          <w:t>2 शमूएल 11:2–3</w:t>
-        </w:r>
-      </w:hyperlink>
+      <w:r>
+        <w:rPr>
+          <w:lang w:val="hi_IN" w:bidi="hi_IN"/>
+        </w:rPr>
+        <w:t>2 शमूएल 11:2–3</w:t>
+      </w:r>
     </w:p>
     <w:p>
       <w:pPr>
@@ -2158,18 +2032,12 @@
           <w:lang w:val="hi_IN" w:bidi="hi_IN"/>
         </w:rPr>
       </w:r>
-      <w:hyperlink r:id="rId14">
-        <w:r>
-          <w:rPr>
-            <w:lang w:val="hi_IN" w:bidi="hi_IN"/>
-          </w:rPr>
-          <w:rPr>
-            <w:color w:val="0000EE"/>
-            <w:u w:val="single"/>
-          </w:rPr>
-          <w:t>2 शमूएल 11:26–27</w:t>
-        </w:r>
-      </w:hyperlink>
+      <w:r>
+        <w:rPr>
+          <w:lang w:val="hi_IN" w:bidi="hi_IN"/>
+        </w:rPr>
+        <w:t>2 शमूएल 11:26–27</w:t>
+      </w:r>
     </w:p>
     <w:p>
       <w:pPr>
@@ -2182,18 +2050,12 @@
           <w:lang w:val="hi_IN" w:bidi="hi_IN"/>
         </w:rPr>
       </w:r>
-      <w:hyperlink r:id="rId33">
-        <w:r>
-          <w:rPr>
-            <w:lang w:val="hi_IN" w:bidi="hi_IN"/>
-          </w:rPr>
-          <w:rPr>
-            <w:color w:val="0000EE"/>
-            <w:u w:val="single"/>
-          </w:rPr>
-          <w:t>नहेम्याह 03:3–5</w:t>
-        </w:r>
-      </w:hyperlink>
+      <w:r>
+        <w:rPr>
+          <w:lang w:val="hi_IN" w:bidi="hi_IN"/>
+        </w:rPr>
+        <w:t>नहेम्याह 03:3–5</w:t>
+      </w:r>
     </w:p>
     <w:p>
       <w:pPr>

--- a/hin/docx/006.content.docx
+++ b/hin/docx/006.content.docx
@@ -377,31 +377,7 @@
         <w:rPr>
           <w:lang w:val="hi_IN" w:bidi="hi_IN"/>
         </w:rPr>
-        <w:t xml:space="preserve">, </w:t>
-      </w:r>
-      <w:r>
-        <w:rPr>
-          <w:lang w:val="hi_IN" w:bidi="hi_IN"/>
-        </w:rPr>
-        <w:t>महिमा करना</w:t>
-      </w:r>
-      <w:r>
-        <w:rPr>
-          <w:lang w:val="hi_IN" w:bidi="hi_IN"/>
-        </w:rPr>
-        <w:t xml:space="preserve">, </w:t>
-      </w:r>
-      <w:r>
-        <w:rPr>
-          <w:lang w:val="hi_IN" w:bidi="hi_IN"/>
-        </w:rPr>
-        <w:t>घमण्ड करना</w:t>
-      </w:r>
-      <w:r>
-        <w:rPr>
-          <w:lang w:val="hi_IN" w:bidi="hi_IN"/>
-        </w:rPr>
-        <w:t xml:space="preserve">, </w:t>
+        <w:t xml:space="preserve">, महिमा करना, घमण्ड करना, </w:t>
       </w:r>
       <w:r>
         <w:rPr>
@@ -729,19 +705,7 @@
         <w:rPr>
           <w:lang w:val="hi_IN" w:bidi="hi_IN"/>
         </w:rPr>
-        <w:t xml:space="preserve">, </w:t>
-      </w:r>
-      <w:r>
-        <w:rPr>
-          <w:lang w:val="hi_IN" w:bidi="hi_IN"/>
-        </w:rPr>
-        <w:t>मूरत</w:t>
-      </w:r>
-      <w:r>
-        <w:rPr>
-          <w:lang w:val="hi_IN" w:bidi="hi_IN"/>
-        </w:rPr>
-        <w:t xml:space="preserve">, </w:t>
+        <w:t xml:space="preserve">, मूरत, </w:t>
       </w:r>
       <w:r>
         <w:rPr>
@@ -1321,19 +1285,7 @@
         <w:rPr>
           <w:lang w:val="hi_IN" w:bidi="hi_IN"/>
         </w:rPr>
-        <w:t xml:space="preserve">, </w:t>
-      </w:r>
-      <w:r>
-        <w:rPr>
-          <w:lang w:val="hi_IN" w:bidi="hi_IN"/>
-        </w:rPr>
-        <w:t>शुद्ध</w:t>
-      </w:r>
-      <w:r>
-        <w:rPr>
-          <w:lang w:val="hi_IN" w:bidi="hi_IN"/>
-        </w:rPr>
-        <w:t>)</w:t>
+        <w:t>, शुद्ध)</w:t>
       </w:r>
     </w:p>
     <w:p>
